--- a/lab_04/Отчет/ИУ7-31Б_Постнов_Степан_лр_4.docx
+++ b/lab_04/Отчет/ИУ7-31Б_Постнов_Степан_лр_4.docx
@@ -363,7 +363,7 @@
           <w:szCs w:val="36"/>
           <w:u w:val="single"/>
         </w:rPr>
-        <w:t>3</w:t>
+        <w:t>4</w:t>
       </w:r>
     </w:p>
     <w:p>
@@ -421,7 +421,7 @@
         <w:rPr>
           <w:szCs w:val="28"/>
         </w:rPr>
-        <w:t>Обработка разреженных матриц</w:t>
+        <w:t>Работа со стеком</w:t>
       </w:r>
     </w:p>
     <w:p>
@@ -456,14 +456,25 @@
     </w:p>
     <w:p>
       <w:pPr>
-        <w:tabs>
-          <w:tab w:val="left" w:pos="7371"/>
-        </w:tabs>
+        <w:jc w:val="left"/>
         <w:rPr>
-          <w:sz w:val="24"/>
-          <w:szCs w:val="24"/>
+          <w:szCs w:val="28"/>
         </w:rPr>
       </w:pPr>
+      <w:r>
+        <w:rPr>
+          <w:b/>
+          <w:bCs/>
+          <w:szCs w:val="28"/>
+        </w:rPr>
+        <w:t xml:space="preserve">Вариант: </w:t>
+      </w:r>
+      <w:r>
+        <w:rPr>
+          <w:szCs w:val="28"/>
+        </w:rPr>
+        <w:t>15</w:t>
+      </w:r>
     </w:p>
     <w:p>
       <w:pPr>
@@ -2265,7 +2276,8 @@
           <w:szCs w:val="28"/>
         </w:rPr>
       </w:pPr>
-      <w:bookmarkStart w:id="1" w:name="_Toc117475144"/>
+      <w:bookmarkStart w:id="1" w:name="__RefHeading___Toc1850_1830211148"/>
+      <w:bookmarkStart w:id="2" w:name="_Toc117475145"/>
       <w:r>
         <w:rPr>
           <w:rFonts w:ascii="Times New Roman" w:hAnsi="Times New Roman"/>
@@ -2273,28 +2285,146 @@
           <w:szCs w:val="28"/>
         </w:rPr>
         <w:lastRenderedPageBreak/>
-        <w:t>Цель работы</w:t>
-      </w:r>
+        <w:t>Условие задачи</w:t>
+      </w:r>
+      <w:bookmarkStart w:id="3" w:name="__RefHeading___Toc1852_1830211148"/>
+      <w:bookmarkStart w:id="4" w:name="_Toc117475146"/>
       <w:bookmarkEnd w:id="1"/>
+      <w:bookmarkEnd w:id="2"/>
     </w:p>
     <w:p>
-      <w:r>
-        <w:t>Реализация алгоритмов обработки разреженных матриц, сравнение этих алгоритмов со стандартными при различно</w:t>
-      </w:r>
-      <w:r>
-        <w:t>й</w:t>
-      </w:r>
-      <w:r>
-        <w:t xml:space="preserve"> разме</w:t>
-      </w:r>
-      <w:r>
-        <w:t>рности</w:t>
-      </w:r>
-      <w:r>
-        <w:t xml:space="preserve"> и степени разреженности</w:t>
-      </w:r>
-      <w:r>
-        <w:t>.</w:t>
+      <w:pPr>
+        <w:ind w:firstLine="708"/>
+      </w:pPr>
+      <w:r>
+        <w:t>Создать программу работы со стеком,</w:t>
+      </w:r>
+      <w:r>
+        <w:t xml:space="preserve"> </w:t>
+      </w:r>
+      <w:r>
+        <w:t>выполняющую</w:t>
+      </w:r>
+      <w:r>
+        <w:t xml:space="preserve"> </w:t>
+      </w:r>
+      <w:r>
+        <w:t>операции</w:t>
+      </w:r>
+      <w:r>
+        <w:t xml:space="preserve"> </w:t>
+      </w:r>
+      <w:r>
+        <w:t>добавлени</w:t>
+      </w:r>
+      <w:r>
+        <w:t>я</w:t>
+      </w:r>
+      <w:r>
+        <w:t>,</w:t>
+      </w:r>
+      <w:r>
+        <w:t xml:space="preserve"> </w:t>
+      </w:r>
+      <w:r>
+        <w:t>удаления элементов и вывод текущего</w:t>
+      </w:r>
+      <w:r>
+        <w:t xml:space="preserve"> </w:t>
+      </w:r>
+      <w:r>
+        <w:t xml:space="preserve">состояния стека. </w:t>
+      </w:r>
+    </w:p>
+    <w:p>
+      <w:pPr>
+        <w:ind w:firstLine="708"/>
+      </w:pPr>
+      <w:r>
+        <w:t>Реализовать стек:</w:t>
+      </w:r>
+      <w:r>
+        <w:t xml:space="preserve"> </w:t>
+      </w:r>
+      <w:r>
+        <w:t>а) массивом; б) списком. Все стандартные</w:t>
+      </w:r>
+      <w:r>
+        <w:t xml:space="preserve"> </w:t>
+      </w:r>
+      <w:r>
+        <w:t>операции со стеком должны быть оформлены</w:t>
+      </w:r>
+      <w:r>
+        <w:t xml:space="preserve"> </w:t>
+      </w:r>
+      <w:r>
+        <w:t>подпрограммами.</w:t>
+      </w:r>
+      <w:r>
+        <w:t xml:space="preserve"> </w:t>
+      </w:r>
+      <w:r>
+        <w:t>При</w:t>
+      </w:r>
+      <w:r>
+        <w:t xml:space="preserve"> </w:t>
+      </w:r>
+      <w:r>
+        <w:t>реализации</w:t>
+      </w:r>
+      <w:r>
+        <w:t xml:space="preserve"> </w:t>
+      </w:r>
+      <w:r>
+        <w:t>стека</w:t>
+      </w:r>
+      <w:r>
+        <w:t xml:space="preserve"> </w:t>
+      </w:r>
+      <w:r>
+        <w:t>списком в вывод текущего состояния стека</w:t>
+      </w:r>
+      <w:r>
+        <w:t xml:space="preserve"> </w:t>
+      </w:r>
+      <w:r>
+        <w:t>добавить просмотр адресов элементов стека и</w:t>
+      </w:r>
+      <w:r>
+        <w:t xml:space="preserve"> </w:t>
+      </w:r>
+      <w:r>
+        <w:t>создать свой список или массив свободных</w:t>
+      </w:r>
+      <w:r>
+        <w:t xml:space="preserve"> </w:t>
+      </w:r>
+      <w:r>
+        <w:t>областей (адресов освобождаемых элементов)</w:t>
+      </w:r>
+      <w:r>
+        <w:t xml:space="preserve"> </w:t>
+      </w:r>
+      <w:r>
+        <w:t>с выводом его на экран.</w:t>
+      </w:r>
+    </w:p>
+    <w:p>
+      <w:pPr>
+        <w:ind w:firstLine="708"/>
+      </w:pPr>
+      <w:r>
+        <w:t>Операция со стеком по варианту</w:t>
+      </w:r>
+      <w:r>
+        <w:t xml:space="preserve">: </w:t>
+      </w:r>
+      <w:r>
+        <w:t>п</w:t>
+      </w:r>
+      <w:r>
+        <w:t>еревести выражение в постфиксную форму.</w:t>
       </w:r>
     </w:p>
     <w:p>
@@ -2307,301 +2437,6 @@
           <w:szCs w:val="28"/>
         </w:rPr>
       </w:pPr>
-      <w:bookmarkStart w:id="2" w:name="__RefHeading___Toc1850_1830211148"/>
-      <w:bookmarkStart w:id="3" w:name="_Toc117475145"/>
-      <w:r>
-        <w:rPr>
-          <w:rFonts w:ascii="Times New Roman" w:hAnsi="Times New Roman"/>
-          <w:sz w:val="28"/>
-          <w:szCs w:val="28"/>
-        </w:rPr>
-        <w:t>Условие задачи</w:t>
-      </w:r>
-      <w:bookmarkEnd w:id="2"/>
-      <w:bookmarkEnd w:id="3"/>
-    </w:p>
-    <w:p>
-      <w:pPr>
-        <w:pStyle w:val="Standard"/>
-        <w:spacing w:line="360" w:lineRule="auto"/>
-        <w:jc w:val="both"/>
-        <w:rPr>
-          <w:sz w:val="28"/>
-          <w:szCs w:val="28"/>
-        </w:rPr>
-      </w:pPr>
-      <w:r>
-        <w:rPr>
-          <w:sz w:val="28"/>
-          <w:szCs w:val="28"/>
-        </w:rPr>
-        <w:t>Разреженная (содержащая много нулей) матрица хранится в форме 3-х объектов:</w:t>
-      </w:r>
-    </w:p>
-    <w:p>
-      <w:pPr>
-        <w:pStyle w:val="Standard"/>
-        <w:numPr>
-          <w:ilvl w:val="0"/>
-          <w:numId w:val="13"/>
-        </w:numPr>
-        <w:spacing w:line="360" w:lineRule="auto"/>
-        <w:jc w:val="both"/>
-        <w:rPr>
-          <w:sz w:val="28"/>
-          <w:szCs w:val="28"/>
-        </w:rPr>
-      </w:pPr>
-      <w:r>
-        <w:rPr>
-          <w:sz w:val="28"/>
-          <w:szCs w:val="28"/>
-        </w:rPr>
-        <w:t>вектор A содержит значения ненулевых элементов;</w:t>
-      </w:r>
-      <w:r>
-        <w:rPr>
-          <w:sz w:val="28"/>
-          <w:szCs w:val="28"/>
-        </w:rPr>
-        <w:t xml:space="preserve"> </w:t>
-      </w:r>
-    </w:p>
-    <w:p>
-      <w:pPr>
-        <w:pStyle w:val="Standard"/>
-        <w:numPr>
-          <w:ilvl w:val="0"/>
-          <w:numId w:val="13"/>
-        </w:numPr>
-        <w:spacing w:line="360" w:lineRule="auto"/>
-        <w:jc w:val="both"/>
-        <w:rPr>
-          <w:sz w:val="28"/>
-          <w:szCs w:val="28"/>
-        </w:rPr>
-      </w:pPr>
-      <w:r>
-        <w:rPr>
-          <w:sz w:val="28"/>
-          <w:szCs w:val="28"/>
-        </w:rPr>
-        <w:t>вектор JA содержит номера столбцов для элементов вектора A;</w:t>
-      </w:r>
-    </w:p>
-    <w:p>
-      <w:pPr>
-        <w:pStyle w:val="Standard"/>
-        <w:numPr>
-          <w:ilvl w:val="0"/>
-          <w:numId w:val="13"/>
-        </w:numPr>
-        <w:spacing w:line="360" w:lineRule="auto"/>
-        <w:jc w:val="both"/>
-        <w:rPr>
-          <w:sz w:val="28"/>
-          <w:szCs w:val="28"/>
-        </w:rPr>
-      </w:pPr>
-      <w:r>
-        <w:rPr>
-          <w:sz w:val="28"/>
-          <w:szCs w:val="28"/>
-        </w:rPr>
-        <w:t xml:space="preserve">связный список IA, в элементе </w:t>
-      </w:r>
-      <w:proofErr w:type="spellStart"/>
-      <w:r>
-        <w:rPr>
-          <w:sz w:val="28"/>
-          <w:szCs w:val="28"/>
-        </w:rPr>
-        <w:t>Nk</w:t>
-      </w:r>
-      <w:proofErr w:type="spellEnd"/>
-      <w:r>
-        <w:rPr>
-          <w:sz w:val="28"/>
-          <w:szCs w:val="28"/>
-        </w:rPr>
-        <w:t xml:space="preserve"> которого находится номер компонент в A и JA, с которых начинается описание строки </w:t>
-      </w:r>
-      <w:proofErr w:type="spellStart"/>
-      <w:r>
-        <w:rPr>
-          <w:sz w:val="28"/>
-          <w:szCs w:val="28"/>
-        </w:rPr>
-        <w:t>Nk</w:t>
-      </w:r>
-      <w:proofErr w:type="spellEnd"/>
-      <w:r>
-        <w:rPr>
-          <w:sz w:val="28"/>
-          <w:szCs w:val="28"/>
-        </w:rPr>
-        <w:t xml:space="preserve"> матрицы A</w:t>
-      </w:r>
-    </w:p>
-    <w:p>
-      <w:pPr>
-        <w:pStyle w:val="Standard"/>
-        <w:spacing w:line="360" w:lineRule="auto"/>
-        <w:jc w:val="both"/>
-        <w:rPr>
-          <w:sz w:val="28"/>
-          <w:szCs w:val="28"/>
-        </w:rPr>
-      </w:pPr>
-    </w:p>
-    <w:p>
-      <w:pPr>
-        <w:pStyle w:val="Standard"/>
-        <w:numPr>
-          <w:ilvl w:val="0"/>
-          <w:numId w:val="14"/>
-        </w:numPr>
-        <w:spacing w:line="360" w:lineRule="auto"/>
-        <w:jc w:val="both"/>
-        <w:rPr>
-          <w:sz w:val="28"/>
-          <w:szCs w:val="28"/>
-        </w:rPr>
-      </w:pPr>
-      <w:r>
-        <w:rPr>
-          <w:sz w:val="28"/>
-          <w:szCs w:val="28"/>
-        </w:rPr>
-        <w:t>Смоделировать операцию</w:t>
-      </w:r>
-      <w:r>
-        <w:rPr>
-          <w:sz w:val="28"/>
-          <w:szCs w:val="28"/>
-        </w:rPr>
-        <w:t xml:space="preserve"> сложения</w:t>
-      </w:r>
-      <w:r>
-        <w:rPr>
-          <w:sz w:val="28"/>
-          <w:szCs w:val="28"/>
-        </w:rPr>
-        <w:t xml:space="preserve"> </w:t>
-      </w:r>
-      <w:r>
-        <w:rPr>
-          <w:sz w:val="28"/>
-          <w:szCs w:val="28"/>
-        </w:rPr>
-        <w:t>двух матриц, хранящихся в этой форме,</w:t>
-      </w:r>
-      <w:r>
-        <w:rPr>
-          <w:sz w:val="28"/>
-          <w:szCs w:val="28"/>
-        </w:rPr>
-        <w:t xml:space="preserve"> </w:t>
-      </w:r>
-      <w:r>
-        <w:rPr>
-          <w:sz w:val="28"/>
-          <w:szCs w:val="28"/>
-        </w:rPr>
-        <w:t>с получением результата в той же форме</w:t>
-      </w:r>
-      <w:r>
-        <w:rPr>
-          <w:sz w:val="28"/>
-          <w:szCs w:val="28"/>
-        </w:rPr>
-        <w:t>.</w:t>
-      </w:r>
-    </w:p>
-    <w:p>
-      <w:pPr>
-        <w:pStyle w:val="Standard"/>
-        <w:numPr>
-          <w:ilvl w:val="0"/>
-          <w:numId w:val="14"/>
-        </w:numPr>
-        <w:spacing w:line="360" w:lineRule="auto"/>
-        <w:jc w:val="both"/>
-        <w:rPr>
-          <w:sz w:val="28"/>
-          <w:szCs w:val="28"/>
-        </w:rPr>
-      </w:pPr>
-      <w:r>
-        <w:rPr>
-          <w:sz w:val="28"/>
-          <w:szCs w:val="28"/>
-        </w:rPr>
-        <w:t>Произвести операцию сложения, применяя стандартный алгоритм работы с</w:t>
-      </w:r>
-      <w:r>
-        <w:rPr>
-          <w:sz w:val="28"/>
-          <w:szCs w:val="28"/>
-        </w:rPr>
-        <w:t xml:space="preserve"> </w:t>
-      </w:r>
-      <w:r>
-        <w:rPr>
-          <w:sz w:val="28"/>
-          <w:szCs w:val="28"/>
-        </w:rPr>
-        <w:t>матрицами.</w:t>
-      </w:r>
-    </w:p>
-    <w:p>
-      <w:pPr>
-        <w:pStyle w:val="Standard"/>
-        <w:numPr>
-          <w:ilvl w:val="0"/>
-          <w:numId w:val="14"/>
-        </w:numPr>
-        <w:spacing w:line="360" w:lineRule="auto"/>
-        <w:jc w:val="both"/>
-        <w:rPr>
-          <w:sz w:val="28"/>
-          <w:szCs w:val="28"/>
-        </w:rPr>
-      </w:pPr>
-      <w:r>
-        <w:rPr>
-          <w:sz w:val="28"/>
-          <w:szCs w:val="28"/>
-        </w:rPr>
-        <w:t>Сравнить время выполнения операций и объем памяти при использовании</w:t>
-      </w:r>
-      <w:r>
-        <w:rPr>
-          <w:sz w:val="28"/>
-          <w:szCs w:val="28"/>
-        </w:rPr>
-        <w:t xml:space="preserve"> </w:t>
-      </w:r>
-      <w:r>
-        <w:rPr>
-          <w:sz w:val="28"/>
-          <w:szCs w:val="28"/>
-        </w:rPr>
-        <w:t>этих 2-х алгоритмов при различном проценте заполнения матриц.</w:t>
-      </w:r>
-    </w:p>
-    <w:p>
-      <w:pPr>
-        <w:pStyle w:val="1"/>
-        <w:jc w:val="center"/>
-        <w:rPr>
-          <w:rFonts w:ascii="Times New Roman" w:hAnsi="Times New Roman"/>
-          <w:sz w:val="28"/>
-          <w:szCs w:val="28"/>
-        </w:rPr>
-      </w:pPr>
-      <w:bookmarkStart w:id="4" w:name="__RefHeading___Toc1852_1830211148"/>
-      <w:bookmarkStart w:id="5" w:name="_Toc117475146"/>
       <w:r>
         <w:rPr>
           <w:rFonts w:ascii="Times New Roman" w:hAnsi="Times New Roman"/>
@@ -2610,8 +2445,8 @@
         </w:rPr>
         <w:t>Описание ТЗ</w:t>
       </w:r>
+      <w:bookmarkEnd w:id="3"/>
       <w:bookmarkEnd w:id="4"/>
-      <w:bookmarkEnd w:id="5"/>
     </w:p>
     <w:p>
       <w:pPr>
@@ -2623,8 +2458,8 @@
           <w:szCs w:val="28"/>
         </w:rPr>
       </w:pPr>
-      <w:bookmarkStart w:id="6" w:name="__RefHeading___Toc1854_1830211148"/>
-      <w:bookmarkStart w:id="7" w:name="_Toc117475147"/>
+      <w:bookmarkStart w:id="5" w:name="__RefHeading___Toc1854_1830211148"/>
+      <w:bookmarkStart w:id="6" w:name="_Toc117475147"/>
       <w:r>
         <w:rPr>
           <w:rFonts w:ascii="Times New Roman" w:hAnsi="Times New Roman"/>
@@ -2633,8 +2468,8 @@
         </w:rPr>
         <w:t>1. Описание входных данных</w:t>
       </w:r>
+      <w:bookmarkEnd w:id="5"/>
       <w:bookmarkEnd w:id="6"/>
-      <w:bookmarkEnd w:id="7"/>
     </w:p>
     <w:p>
       <w:r>
@@ -2644,10 +2479,19 @@
         <w:t xml:space="preserve">из файлов </w:t>
       </w:r>
       <w:r>
-        <w:t>поступают целочисленные матрицы</w:t>
-      </w:r>
-      <w:r>
-        <w:t>, которые хранятся в нем в «простом» виде, т.е.</w:t>
+        <w:t>поступа</w:t>
+      </w:r>
+      <w:r>
+        <w:t xml:space="preserve">ет </w:t>
+      </w:r>
+      <w:r>
+        <w:t>строка</w:t>
+      </w:r>
+      <w:r>
+        <w:t>-</w:t>
+      </w:r>
+      <w:r>
+        <w:t>выражение вида</w:t>
       </w:r>
       <w:r>
         <w:t>:</w:t>
@@ -2693,7 +2537,7 @@
               <w:spacing w:line="244" w:lineRule="atLeast"/>
               <w:jc w:val="left"/>
               <w:rPr>
-                <w:rFonts w:ascii="Consolas" w:hAnsi="Consolas" w:cs="Courier New"/>
+                <w:rFonts w:ascii="Courier New" w:hAnsi="Courier New" w:cs="Courier New"/>
                 <w:color w:val="333333"/>
                 <w:sz w:val="20"/>
               </w:rPr>
@@ -2703,177 +2547,18 @@
                 <w:rFonts w:ascii="Consolas" w:hAnsi="Consolas" w:cs="Courier New"/>
                 <w:color w:val="009999"/>
                 <w:sz w:val="20"/>
-              </w:rPr>
-              <w:t>2</w:t>
-            </w:r>
-            <w:r>
-              <w:rPr>
-                <w:rFonts w:ascii="Consolas" w:hAnsi="Consolas" w:cs="Courier New"/>
-                <w:color w:val="333333"/>
-                <w:sz w:val="20"/>
-              </w:rPr>
-              <w:t xml:space="preserve"> </w:t>
-            </w:r>
-            <w:r>
-              <w:rPr>
-                <w:rFonts w:ascii="Consolas" w:hAnsi="Consolas" w:cs="Courier New"/>
-                <w:color w:val="009999"/>
-                <w:sz w:val="20"/>
-              </w:rPr>
-              <w:t>2</w:t>
-            </w:r>
-            <w:r>
-              <w:rPr>
-                <w:rFonts w:ascii="Consolas" w:hAnsi="Consolas" w:cs="Courier New"/>
-                <w:color w:val="009999"/>
-                <w:sz w:val="20"/>
-              </w:rPr>
-              <w:t xml:space="preserve"> // Кол-во строк и столбцов через пробел</w:t>
-            </w:r>
-          </w:p>
-          <w:p>
-            <w:pPr>
-              <w:widowControl/>
-              <w:tabs>
-                <w:tab w:val="left" w:pos="916"/>
-                <w:tab w:val="left" w:pos="1832"/>
-                <w:tab w:val="left" w:pos="2748"/>
-                <w:tab w:val="left" w:pos="3664"/>
-                <w:tab w:val="left" w:pos="4580"/>
-                <w:tab w:val="left" w:pos="5496"/>
-                <w:tab w:val="left" w:pos="6412"/>
-                <w:tab w:val="left" w:pos="7328"/>
-                <w:tab w:val="left" w:pos="8244"/>
-                <w:tab w:val="left" w:pos="9160"/>
-                <w:tab w:val="left" w:pos="10076"/>
-                <w:tab w:val="left" w:pos="10992"/>
-                <w:tab w:val="left" w:pos="11908"/>
-                <w:tab w:val="left" w:pos="12824"/>
-                <w:tab w:val="left" w:pos="13740"/>
-                <w:tab w:val="left" w:pos="14656"/>
-              </w:tabs>
-              <w:suppressAutoHyphens w:val="0"/>
-              <w:autoSpaceDN/>
-              <w:spacing w:line="244" w:lineRule="atLeast"/>
-              <w:jc w:val="left"/>
-              <w:rPr>
-                <w:rFonts w:ascii="Consolas" w:hAnsi="Consolas" w:cs="Courier New"/>
-                <w:color w:val="333333"/>
-                <w:sz w:val="20"/>
-              </w:rPr>
-            </w:pPr>
-            <w:r>
-              <w:rPr>
-                <w:rFonts w:ascii="Consolas" w:hAnsi="Consolas" w:cs="Courier New"/>
-                <w:color w:val="009999"/>
-                <w:sz w:val="20"/>
-              </w:rPr>
-              <w:t>5</w:t>
-            </w:r>
-            <w:r>
-              <w:rPr>
-                <w:rFonts w:ascii="Consolas" w:hAnsi="Consolas" w:cs="Courier New"/>
-                <w:color w:val="333333"/>
-                <w:sz w:val="20"/>
-              </w:rPr>
-              <w:t xml:space="preserve"> </w:t>
-            </w:r>
-            <w:r>
-              <w:rPr>
-                <w:rFonts w:ascii="Consolas" w:hAnsi="Consolas" w:cs="Courier New"/>
-                <w:b/>
-                <w:bCs/>
-                <w:color w:val="333333"/>
-                <w:sz w:val="20"/>
-              </w:rPr>
-              <w:t>-</w:t>
-            </w:r>
-            <w:r>
-              <w:rPr>
-                <w:rFonts w:ascii="Consolas" w:hAnsi="Consolas" w:cs="Courier New"/>
-                <w:color w:val="009999"/>
-                <w:sz w:val="20"/>
-              </w:rPr>
-              <w:t>7</w:t>
-            </w:r>
-            <w:r>
-              <w:rPr>
-                <w:rFonts w:ascii="Consolas" w:hAnsi="Consolas" w:cs="Courier New"/>
-                <w:color w:val="009999"/>
-                <w:sz w:val="20"/>
-              </w:rPr>
-              <w:t xml:space="preserve"> // Элементы</w:t>
-            </w:r>
-          </w:p>
-          <w:p>
-            <w:pPr>
-              <w:widowControl/>
-              <w:tabs>
-                <w:tab w:val="left" w:pos="916"/>
-                <w:tab w:val="left" w:pos="1832"/>
-                <w:tab w:val="left" w:pos="2748"/>
-                <w:tab w:val="left" w:pos="3664"/>
-                <w:tab w:val="left" w:pos="4580"/>
-                <w:tab w:val="left" w:pos="5496"/>
-                <w:tab w:val="left" w:pos="6412"/>
-                <w:tab w:val="left" w:pos="7328"/>
-                <w:tab w:val="left" w:pos="8244"/>
-                <w:tab w:val="left" w:pos="9160"/>
-                <w:tab w:val="left" w:pos="10076"/>
-                <w:tab w:val="left" w:pos="10992"/>
-                <w:tab w:val="left" w:pos="11908"/>
-                <w:tab w:val="left" w:pos="12824"/>
-                <w:tab w:val="left" w:pos="13740"/>
-                <w:tab w:val="left" w:pos="14656"/>
-              </w:tabs>
-              <w:suppressAutoHyphens w:val="0"/>
-              <w:autoSpaceDN/>
-              <w:spacing w:line="244" w:lineRule="atLeast"/>
-              <w:jc w:val="left"/>
-              <w:rPr>
-                <w:rFonts w:ascii="Courier New" w:hAnsi="Courier New" w:cs="Courier New"/>
-                <w:color w:val="333333"/>
-                <w:sz w:val="20"/>
-              </w:rPr>
-            </w:pPr>
-            <w:r>
-              <w:rPr>
-                <w:rFonts w:ascii="Consolas" w:hAnsi="Consolas" w:cs="Courier New"/>
-                <w:color w:val="009999"/>
-                <w:sz w:val="20"/>
-              </w:rPr>
-              <w:t>0</w:t>
-            </w:r>
-            <w:r>
-              <w:rPr>
-                <w:rFonts w:ascii="Consolas" w:hAnsi="Consolas" w:cs="Courier New"/>
-                <w:color w:val="333333"/>
-                <w:sz w:val="20"/>
-              </w:rPr>
-              <w:t xml:space="preserve"> </w:t>
-            </w:r>
-            <w:r>
-              <w:rPr>
-                <w:rFonts w:ascii="Consolas" w:hAnsi="Consolas" w:cs="Courier New"/>
-                <w:color w:val="009999"/>
-                <w:sz w:val="20"/>
-              </w:rPr>
-              <w:t>13</w:t>
-            </w:r>
-            <w:r>
-              <w:rPr>
-                <w:rFonts w:ascii="Consolas" w:hAnsi="Consolas" w:cs="Courier New"/>
-                <w:color w:val="009999"/>
-                <w:sz w:val="20"/>
-              </w:rPr>
-              <w:t xml:space="preserve"> // матрицы</w:t>
+                <w:lang w:val="en-US"/>
+              </w:rPr>
+              <w:t>A+B*C</w:t>
             </w:r>
           </w:p>
         </w:tc>
       </w:tr>
     </w:tbl>
-    <w:p/>
-    <w:p/>
+    <w:p>
+      <w:bookmarkStart w:id="7" w:name="_GoBack"/>
+      <w:bookmarkEnd w:id="7"/>
+    </w:p>
     <w:p>
       <w:pPr>
         <w:rPr>
@@ -2886,7 +2571,6 @@
           <w:b/>
           <w:bCs/>
         </w:rPr>
-        <w:lastRenderedPageBreak/>
         <w:t>Ограничения</w:t>
       </w:r>
       <w:r>
@@ -3035,6 +2719,7 @@
         </w:numPr>
       </w:pPr>
       <w:r>
+        <w:lastRenderedPageBreak/>
         <w:t>Выполнить сложение матриц, хранящихся в виде трех векторов, и вывести</w:t>
       </w:r>
     </w:p>
@@ -3180,7 +2865,6 @@
           <w:sz w:val="28"/>
           <w:szCs w:val="28"/>
         </w:rPr>
-        <w:lastRenderedPageBreak/>
         <w:t>5. Описание возможных аварийных ситуаций и ошибок пользователя</w:t>
       </w:r>
       <w:bookmarkEnd w:id="11"/>
@@ -3417,6 +3101,7 @@
         </w:numPr>
       </w:pPr>
       <w:r>
+        <w:lastRenderedPageBreak/>
         <w:t>Сообщение</w:t>
       </w:r>
       <w:r>
@@ -3611,7 +3296,6 @@
               <w:rPr>
                 <w:rFonts w:ascii="Consolas" w:hAnsi="Consolas"/>
                 <w:color w:val="333333"/>
-                <w:lang w:val="en-US"/>
               </w:rPr>
             </w:pPr>
             <w:r>
@@ -3636,7 +3320,6 @@
               <w:rPr>
                 <w:rFonts w:ascii="Consolas" w:hAnsi="Consolas"/>
                 <w:color w:val="333333"/>
-                <w:lang w:val="en-US"/>
               </w:rPr>
               <w:t xml:space="preserve"> </w:t>
             </w:r>
@@ -3646,11 +3329,9 @@
                 <w:b/>
                 <w:bCs/>
                 <w:color w:val="333333"/>
-                <w:lang w:val="en-US"/>
               </w:rPr>
               <w:t>*</w:t>
             </w:r>
-            <w:proofErr w:type="gramStart"/>
             <w:r>
               <w:rPr>
                 <w:rFonts w:ascii="Consolas" w:hAnsi="Consolas"/>
@@ -3663,7 +3344,6 @@
               <w:rPr>
                 <w:rFonts w:ascii="Consolas" w:hAnsi="Consolas"/>
                 <w:color w:val="333333"/>
-                <w:lang w:val="en-US"/>
               </w:rPr>
               <w:t xml:space="preserve">; </w:t>
             </w:r>
@@ -3671,18 +3351,8 @@
               <w:rPr>
                 <w:rFonts w:ascii="Consolas" w:hAnsi="Consolas"/>
                 <w:color w:val="333333"/>
-                <w:lang w:val="en-US"/>
-              </w:rPr>
-              <w:t xml:space="preserve">  </w:t>
-            </w:r>
-            <w:proofErr w:type="gramEnd"/>
-            <w:r>
-              <w:rPr>
-                <w:rFonts w:ascii="Consolas" w:hAnsi="Consolas"/>
-                <w:color w:val="333333"/>
-                <w:lang w:val="en-US"/>
-              </w:rPr>
-              <w:t xml:space="preserve"> </w:t>
+              </w:rPr>
+              <w:t xml:space="preserve">   </w:t>
             </w:r>
             <w:r>
               <w:rPr>
@@ -3690,7 +3360,6 @@
                 <w:i/>
                 <w:iCs/>
                 <w:color w:val="999988"/>
-                <w:lang w:val="en-US"/>
               </w:rPr>
               <w:t xml:space="preserve">// </w:t>
             </w:r>
@@ -3709,7 +3378,6 @@
                 <w:i/>
                 <w:iCs/>
                 <w:color w:val="999988"/>
-                <w:lang w:val="en-US"/>
               </w:rPr>
               <w:t xml:space="preserve"> </w:t>
             </w:r>
@@ -3736,7 +3404,6 @@
               <w:rPr>
                 <w:rFonts w:ascii="Consolas" w:hAnsi="Consolas"/>
                 <w:color w:val="333333"/>
-                <w:lang w:val="en-US"/>
               </w:rPr>
               <w:t xml:space="preserve">    </w:t>
             </w:r>
@@ -3768,7 +3435,6 @@
               <w:t>*</w:t>
             </w:r>
             <w:proofErr w:type="spellStart"/>
-            <w:proofErr w:type="gramStart"/>
             <w:r>
               <w:rPr>
                 <w:rFonts w:ascii="Consolas" w:hAnsi="Consolas"/>
@@ -3791,7 +3457,6 @@
               </w:rPr>
               <w:t xml:space="preserve">  </w:t>
             </w:r>
-            <w:proofErr w:type="gramEnd"/>
             <w:r>
               <w:rPr>
                 <w:rFonts w:ascii="Consolas" w:hAnsi="Consolas"/>
@@ -3846,7 +3511,6 @@
               <w:t>*</w:t>
             </w:r>
             <w:proofErr w:type="spellStart"/>
-            <w:proofErr w:type="gramStart"/>
             <w:r>
               <w:rPr>
                 <w:rFonts w:ascii="Consolas" w:hAnsi="Consolas"/>
@@ -3869,7 +3533,6 @@
               </w:rPr>
               <w:t xml:space="preserve">  </w:t>
             </w:r>
-            <w:proofErr w:type="gramEnd"/>
             <w:r>
               <w:rPr>
                 <w:rFonts w:ascii="Consolas" w:hAnsi="Consolas"/>
@@ -4028,7 +3691,6 @@
                 <w:color w:val="333333"/>
                 <w:lang w:val="en-US"/>
               </w:rPr>
-              <w:lastRenderedPageBreak/>
               <w:t>typedef</w:t>
             </w:r>
             <w:r>
@@ -4223,39 +3885,14 @@
                 <w:rFonts w:ascii="Consolas" w:hAnsi="Consolas"/>
                 <w:color w:val="333333"/>
               </w:rPr>
-              <w:t xml:space="preserve"> </w:t>
-            </w:r>
-            <w:proofErr w:type="spellStart"/>
-            <w:proofErr w:type="gramStart"/>
+              <w:t xml:space="preserve"> mem; </w:t>
+            </w:r>
             <w:r>
               <w:rPr>
                 <w:rFonts w:ascii="Consolas" w:hAnsi="Consolas"/>
                 <w:color w:val="333333"/>
               </w:rPr>
-              <w:t>mem</w:t>
-            </w:r>
-            <w:proofErr w:type="spellEnd"/>
-            <w:r>
-              <w:rPr>
-                <w:rFonts w:ascii="Consolas" w:hAnsi="Consolas"/>
-                <w:color w:val="333333"/>
-              </w:rPr>
-              <w:t xml:space="preserve">; </w:t>
-            </w:r>
-            <w:r>
-              <w:rPr>
-                <w:rFonts w:ascii="Consolas" w:hAnsi="Consolas"/>
-                <w:color w:val="333333"/>
-              </w:rPr>
-              <w:t xml:space="preserve">  </w:t>
-            </w:r>
-            <w:proofErr w:type="gramEnd"/>
-            <w:r>
-              <w:rPr>
-                <w:rFonts w:ascii="Consolas" w:hAnsi="Consolas"/>
-                <w:color w:val="333333"/>
-              </w:rPr>
-              <w:t xml:space="preserve">              </w:t>
+              <w:t xml:space="preserve">                </w:t>
             </w:r>
             <w:r>
               <w:rPr>
@@ -4302,7 +3939,6 @@
               <w:t xml:space="preserve"> </w:t>
             </w:r>
             <w:proofErr w:type="spellStart"/>
-            <w:proofErr w:type="gramStart"/>
             <w:r>
               <w:rPr>
                 <w:rFonts w:ascii="Consolas" w:hAnsi="Consolas"/>
@@ -4323,15 +3959,7 @@
                 <w:rFonts w:ascii="Consolas" w:hAnsi="Consolas"/>
                 <w:color w:val="333333"/>
               </w:rPr>
-              <w:t xml:space="preserve">   </w:t>
-            </w:r>
-            <w:proofErr w:type="gramEnd"/>
-            <w:r>
-              <w:rPr>
-                <w:rFonts w:ascii="Consolas" w:hAnsi="Consolas"/>
-                <w:color w:val="333333"/>
-              </w:rPr>
-              <w:t xml:space="preserve">            </w:t>
+              <w:t xml:space="preserve">               </w:t>
             </w:r>
             <w:r>
               <w:rPr>
@@ -4382,30 +4010,14 @@
                 <w:rFonts w:ascii="Consolas" w:hAnsi="Consolas"/>
                 <w:color w:val="333333"/>
               </w:rPr>
-              <w:t xml:space="preserve"> </w:t>
-            </w:r>
-            <w:proofErr w:type="gramStart"/>
+              <w:t xml:space="preserve"> n; </w:t>
+            </w:r>
             <w:r>
               <w:rPr>
                 <w:rFonts w:ascii="Consolas" w:hAnsi="Consolas"/>
                 <w:color w:val="333333"/>
               </w:rPr>
-              <w:t xml:space="preserve">n; </w:t>
-            </w:r>
-            <w:r>
-              <w:rPr>
-                <w:rFonts w:ascii="Consolas" w:hAnsi="Consolas"/>
-                <w:color w:val="333333"/>
-              </w:rPr>
-              <w:t xml:space="preserve">  </w:t>
-            </w:r>
-            <w:proofErr w:type="gramEnd"/>
-            <w:r>
-              <w:rPr>
-                <w:rFonts w:ascii="Consolas" w:hAnsi="Consolas"/>
-                <w:color w:val="333333"/>
-              </w:rPr>
-              <w:t xml:space="preserve">                </w:t>
+              <w:t xml:space="preserve">                  </w:t>
             </w:r>
             <w:r>
               <w:rPr>
@@ -4449,30 +4061,14 @@
                 <w:rFonts w:ascii="Consolas" w:hAnsi="Consolas"/>
                 <w:color w:val="333333"/>
               </w:rPr>
-              <w:t xml:space="preserve"> </w:t>
-            </w:r>
-            <w:proofErr w:type="gramStart"/>
+              <w:t xml:space="preserve"> m; </w:t>
+            </w:r>
             <w:r>
               <w:rPr>
                 <w:rFonts w:ascii="Consolas" w:hAnsi="Consolas"/>
                 <w:color w:val="333333"/>
               </w:rPr>
-              <w:t xml:space="preserve">m; </w:t>
-            </w:r>
-            <w:r>
-              <w:rPr>
-                <w:rFonts w:ascii="Consolas" w:hAnsi="Consolas"/>
-                <w:color w:val="333333"/>
-              </w:rPr>
-              <w:t xml:space="preserve">  </w:t>
-            </w:r>
-            <w:proofErr w:type="gramEnd"/>
-            <w:r>
-              <w:rPr>
-                <w:rFonts w:ascii="Consolas" w:hAnsi="Consolas"/>
-                <w:color w:val="333333"/>
-              </w:rPr>
-              <w:t xml:space="preserve">                </w:t>
+              <w:t xml:space="preserve">                  </w:t>
             </w:r>
             <w:r>
               <w:rPr>
@@ -4536,7 +4132,6 @@
               </w:rPr>
               <w:t>_</w:t>
             </w:r>
-            <w:proofErr w:type="gramStart"/>
             <w:r>
               <w:rPr>
                 <w:rFonts w:ascii="Consolas" w:hAnsi="Consolas"/>
@@ -4560,16 +4155,7 @@
                 <w:color w:val="333333"/>
                 <w:lang w:val="en-US"/>
               </w:rPr>
-              <w:t xml:space="preserve">  </w:t>
-            </w:r>
-            <w:proofErr w:type="gramEnd"/>
-            <w:r>
-              <w:rPr>
-                <w:rFonts w:ascii="Consolas" w:hAnsi="Consolas"/>
-                <w:color w:val="333333"/>
-                <w:lang w:val="en-US"/>
-              </w:rPr>
-              <w:t xml:space="preserve">       </w:t>
+              <w:t xml:space="preserve">         </w:t>
             </w:r>
             <w:r>
               <w:rPr>
@@ -4821,6 +4407,7 @@
         </w:rPr>
       </w:pPr>
       <w:r>
+        <w:lastRenderedPageBreak/>
         <w:t>Некорректное имя файла</w:t>
       </w:r>
     </w:p>
@@ -5125,19 +4712,8 @@
                 <w:sz w:val="20"/>
                 <w:lang w:val="en-US"/>
               </w:rPr>
-              <w:t xml:space="preserve">   MEMORY (</w:t>
-            </w:r>
-            <w:proofErr w:type="gramStart"/>
-            <w:r>
-              <w:rPr>
-                <w:rFonts w:ascii="Consolas" w:hAnsi="Consolas" w:cs="Courier New"/>
-                <w:color w:val="333333"/>
-                <w:sz w:val="20"/>
-                <w:lang w:val="en-US"/>
-              </w:rPr>
-              <w:t xml:space="preserve">Bytes)   </w:t>
-            </w:r>
-            <w:proofErr w:type="gramEnd"/>
+              <w:t xml:space="preserve">   MEMORY (Bytes)   </w:t>
+            </w:r>
             <w:r>
               <w:rPr>
                 <w:rFonts w:ascii="Consolas" w:hAnsi="Consolas" w:cs="Courier New"/>
@@ -6355,7 +5931,6 @@
                 <w:sz w:val="20"/>
                 <w:lang w:val="en-US"/>
               </w:rPr>
-              <w:lastRenderedPageBreak/>
               <w:t>|</w:t>
             </w:r>
             <w:r>
@@ -11396,6 +10971,7 @@
                 <w:sz w:val="20"/>
                 <w:lang w:val="en-US"/>
               </w:rPr>
+              <w:lastRenderedPageBreak/>
               <w:t>|</w:t>
             </w:r>
             <w:r>
@@ -16796,7 +16372,6 @@
                 <w:sz w:val="20"/>
                 <w:lang w:val="en-US"/>
               </w:rPr>
-              <w:lastRenderedPageBreak/>
               <w:t>|</w:t>
             </w:r>
             <w:r>
@@ -19679,8 +19254,6 @@
             </w:r>
           </w:p>
         </w:tc>
-        <w:bookmarkStart w:id="17" w:name="_GoBack"/>
-        <w:bookmarkEnd w:id="17"/>
       </w:tr>
     </w:tbl>
     <w:p/>
@@ -19713,7 +19286,11 @@
         <w:t>сложение матриц, представленных в разреженном виде, осуществляется быстрее классического алгоритма.</w:t>
       </w:r>
       <w:r>
-        <w:t xml:space="preserve"> На промежутке от 10% до 13% алгоритмы обработки работают примерно одинаковое время.</w:t>
+        <w:t xml:space="preserve"> На промежутке от 10% до 13% алгоритмы обработки работают примерно </w:t>
+      </w:r>
+      <w:r>
+        <w:lastRenderedPageBreak/>
+        <w:t>одинаковое время.</w:t>
       </w:r>
       <w:r>
         <w:t xml:space="preserve"> При возрастании процента заполненности (</w:t>
@@ -19762,7 +19339,7 @@
           <w:szCs w:val="28"/>
         </w:rPr>
       </w:pPr>
-      <w:bookmarkStart w:id="18" w:name="_Toc117475155"/>
+      <w:bookmarkStart w:id="17" w:name="_Toc117475155"/>
       <w:r>
         <w:rPr>
           <w:rFonts w:ascii="Times New Roman" w:hAnsi="Times New Roman"/>
@@ -19771,7 +19348,7 @@
         </w:rPr>
         <w:t>Выводы</w:t>
       </w:r>
-      <w:bookmarkEnd w:id="18"/>
+      <w:bookmarkEnd w:id="17"/>
     </w:p>
     <w:p>
       <w:pPr>
@@ -19813,11 +19390,7 @@
     </w:p>
     <w:p>
       <w:r>
-        <w:t xml:space="preserve">До 50% заполненности программисту необходимо самостоятельно выбрать, </w:t>
-      </w:r>
-      <w:r>
-        <w:lastRenderedPageBreak/>
-        <w:t>какие на данный момент ресурсы необходимо сэкономить, так как обработка матриц в разреженном виде происходит дольше, но занимает меньше памяти</w:t>
+        <w:t>До 50% заполненности программисту необходимо самостоятельно выбрать, какие на данный момент ресурсы необходимо сэкономить, так как обработка матриц в разреженном виде происходит дольше, но занимает меньше памяти</w:t>
       </w:r>
       <w:r>
         <w:t xml:space="preserve">. </w:t>
@@ -19836,7 +19409,7 @@
           <w:szCs w:val="28"/>
         </w:rPr>
       </w:pPr>
-      <w:bookmarkStart w:id="19" w:name="_Toc117475156"/>
+      <w:bookmarkStart w:id="18" w:name="_Toc117475156"/>
       <w:r>
         <w:rPr>
           <w:rFonts w:ascii="Times New Roman" w:hAnsi="Times New Roman"/>
@@ -19869,7 +19442,7 @@
         </w:rPr>
         <w:t>онтрольные вопросы</w:t>
       </w:r>
-      <w:bookmarkEnd w:id="19"/>
+      <w:bookmarkEnd w:id="18"/>
     </w:p>
     <w:p>
       <w:pPr>
@@ -20077,6 +19650,7 @@
         <w:rPr>
           <w:sz w:val="28"/>
         </w:rPr>
+        <w:lastRenderedPageBreak/>
         <w:t xml:space="preserve">Происходит обработка только ненулевых элементов. </w:t>
       </w:r>
       <w:r>

--- a/lab_04/Отчет/ИУ7-31Б_Постнов_Степан_лр_4.docx
+++ b/lab_04/Отчет/ИУ7-31Б_Постнов_Степан_лр_4.docx
@@ -161,8 +161,6 @@
             </w:r>
           </w:p>
         </w:tc>
-        <w:bookmarkStart w:id="0" w:name="_GoBack"/>
-        <w:bookmarkEnd w:id="0"/>
       </w:tr>
     </w:tbl>
     <w:p>
@@ -319,8 +317,8 @@
               </w:rPr>
               <w:t>«Программное обеспечение ЭВМ и информационные технологии» (ИУ7)</w:t>
             </w:r>
-            <w:bookmarkStart w:id="1" w:name="Шапка"/>
-            <w:bookmarkEnd w:id="1"/>
+            <w:bookmarkStart w:id="0" w:name="Шапка"/>
+            <w:bookmarkEnd w:id="0"/>
           </w:p>
         </w:tc>
       </w:tr>
@@ -2284,8 +2282,8 @@
           <w:szCs w:val="28"/>
         </w:rPr>
       </w:pPr>
-      <w:bookmarkStart w:id="2" w:name="__RefHeading___Toc1850_1830211148"/>
-      <w:bookmarkStart w:id="3" w:name="_Toc118646302"/>
+      <w:bookmarkStart w:id="1" w:name="__RefHeading___Toc1850_1830211148"/>
+      <w:bookmarkStart w:id="2" w:name="_Toc118646302"/>
       <w:r>
         <w:rPr>
           <w:rFonts w:ascii="Times New Roman" w:hAnsi="Times New Roman"/>
@@ -2295,9 +2293,9 @@
         <w:lastRenderedPageBreak/>
         <w:t>Условие задачи</w:t>
       </w:r>
-      <w:bookmarkStart w:id="4" w:name="__RefHeading___Toc1852_1830211148"/>
+      <w:bookmarkStart w:id="3" w:name="__RefHeading___Toc1852_1830211148"/>
+      <w:bookmarkEnd w:id="1"/>
       <w:bookmarkEnd w:id="2"/>
-      <w:bookmarkEnd w:id="3"/>
     </w:p>
     <w:p>
       <w:pPr>
@@ -2402,7 +2400,7 @@
           <w:szCs w:val="28"/>
         </w:rPr>
       </w:pPr>
-      <w:bookmarkStart w:id="5" w:name="_Toc118646303"/>
+      <w:bookmarkStart w:id="4" w:name="_Toc118646303"/>
       <w:r>
         <w:rPr>
           <w:rFonts w:ascii="Times New Roman" w:hAnsi="Times New Roman"/>
@@ -2411,8 +2409,8 @@
         </w:rPr>
         <w:t>Описание ТЗ</w:t>
       </w:r>
+      <w:bookmarkEnd w:id="3"/>
       <w:bookmarkEnd w:id="4"/>
-      <w:bookmarkEnd w:id="5"/>
     </w:p>
     <w:p>
       <w:pPr>
@@ -2424,8 +2422,8 @@
           <w:szCs w:val="28"/>
         </w:rPr>
       </w:pPr>
-      <w:bookmarkStart w:id="6" w:name="__RefHeading___Toc1854_1830211148"/>
-      <w:bookmarkStart w:id="7" w:name="_Toc118646304"/>
+      <w:bookmarkStart w:id="5" w:name="__RefHeading___Toc1854_1830211148"/>
+      <w:bookmarkStart w:id="6" w:name="_Toc118646304"/>
       <w:r>
         <w:rPr>
           <w:rFonts w:ascii="Times New Roman" w:hAnsi="Times New Roman"/>
@@ -2434,8 +2432,8 @@
         </w:rPr>
         <w:t>1. Описание входных данных</w:t>
       </w:r>
+      <w:bookmarkEnd w:id="5"/>
       <w:bookmarkEnd w:id="6"/>
-      <w:bookmarkEnd w:id="7"/>
     </w:p>
     <w:p>
       <w:r>
@@ -2523,44 +2521,24 @@
                 <w:sz w:val="20"/>
                 <w:lang w:val="en-US"/>
               </w:rPr>
-              <w:t>A+</w:t>
-            </w:r>
-            <w:proofErr w:type="gramStart"/>
+              <w:t>A+B</w:t>
+            </w:r>
             <w:r>
               <w:rPr>
                 <w:rFonts w:ascii="Consolas" w:hAnsi="Consolas" w:cs="Courier New"/>
                 <w:color w:val="009999"/>
                 <w:sz w:val="20"/>
-                <w:lang w:val="en-US"/>
-              </w:rPr>
-              <w:t>B</w:t>
+              </w:rPr>
+              <w:t>)</w:t>
             </w:r>
             <w:r>
               <w:rPr>
                 <w:rFonts w:ascii="Consolas" w:hAnsi="Consolas" w:cs="Courier New"/>
                 <w:color w:val="009999"/>
                 <w:sz w:val="20"/>
-              </w:rPr>
-              <w:t>)</w:t>
-            </w:r>
-            <w:r>
-              <w:rPr>
-                <w:rFonts w:ascii="Consolas" w:hAnsi="Consolas" w:cs="Courier New"/>
-                <w:color w:val="009999"/>
-                <w:sz w:val="20"/>
-                <w:lang w:val="en-US"/>
-              </w:rPr>
-              <w:t>*</w:t>
-            </w:r>
-            <w:proofErr w:type="gramEnd"/>
-            <w:r>
-              <w:rPr>
-                <w:rFonts w:ascii="Consolas" w:hAnsi="Consolas" w:cs="Courier New"/>
-                <w:color w:val="009999"/>
-                <w:sz w:val="20"/>
-                <w:lang w:val="en-US"/>
-              </w:rPr>
-              <w:t>C</w:t>
+                <w:lang w:val="en-US"/>
+              </w:rPr>
+              <w:t>*C</w:t>
             </w:r>
           </w:p>
         </w:tc>
@@ -2759,7 +2737,7 @@
           <w:szCs w:val="28"/>
         </w:rPr>
       </w:pPr>
-      <w:bookmarkStart w:id="8" w:name="_Toc118646305"/>
+      <w:bookmarkStart w:id="7" w:name="_Toc118646305"/>
       <w:r>
         <w:rPr>
           <w:rFonts w:ascii="Times New Roman" w:hAnsi="Times New Roman"/>
@@ -2776,7 +2754,7 @@
         </w:rPr>
         <w:t>. Описание результатов работы программы</w:t>
       </w:r>
-      <w:bookmarkEnd w:id="8"/>
+      <w:bookmarkEnd w:id="7"/>
     </w:p>
     <w:p>
       <w:r>
@@ -2898,7 +2876,7 @@
           <w:szCs w:val="28"/>
         </w:rPr>
       </w:pPr>
-      <w:bookmarkStart w:id="9" w:name="_Toc118646306"/>
+      <w:bookmarkStart w:id="8" w:name="_Toc118646306"/>
       <w:r>
         <w:rPr>
           <w:rFonts w:ascii="Times New Roman" w:hAnsi="Times New Roman"/>
@@ -2907,7 +2885,7 @@
         </w:rPr>
         <w:t>3. Способ обращения к программе</w:t>
       </w:r>
-      <w:bookmarkEnd w:id="9"/>
+      <w:bookmarkEnd w:id="8"/>
     </w:p>
     <w:p>
       <w:r>
@@ -2950,7 +2928,7 @@
           <w:szCs w:val="28"/>
         </w:rPr>
       </w:pPr>
-      <w:bookmarkStart w:id="10" w:name="_Toc118646307"/>
+      <w:bookmarkStart w:id="9" w:name="_Toc118646307"/>
       <w:r>
         <w:rPr>
           <w:rFonts w:ascii="Times New Roman" w:hAnsi="Times New Roman"/>
@@ -2959,7 +2937,7 @@
         </w:rPr>
         <w:t>4. Задача программы</w:t>
       </w:r>
-      <w:bookmarkEnd w:id="10"/>
+      <w:bookmarkEnd w:id="9"/>
     </w:p>
     <w:p>
       <w:r>
@@ -3015,8 +2993,8 @@
           <w:szCs w:val="28"/>
         </w:rPr>
       </w:pPr>
-      <w:bookmarkStart w:id="11" w:name="__RefHeading___Toc1860_1830211148"/>
-      <w:bookmarkStart w:id="12" w:name="_Toc118646308"/>
+      <w:bookmarkStart w:id="10" w:name="__RefHeading___Toc1860_1830211148"/>
+      <w:bookmarkStart w:id="11" w:name="_Toc118646308"/>
       <w:r>
         <w:rPr>
           <w:rFonts w:ascii="Times New Roman" w:hAnsi="Times New Roman"/>
@@ -3025,8 +3003,8 @@
         </w:rPr>
         <w:t>5. Описание возможных аварийных ситуаций и ошибок пользователя</w:t>
       </w:r>
+      <w:bookmarkEnd w:id="10"/>
       <w:bookmarkEnd w:id="11"/>
-      <w:bookmarkEnd w:id="12"/>
     </w:p>
     <w:p>
       <w:pPr>
@@ -3417,8 +3395,8 @@
           <w:szCs w:val="28"/>
         </w:rPr>
       </w:pPr>
-      <w:bookmarkStart w:id="13" w:name="__RefHeading___Toc1862_1830211148"/>
-      <w:bookmarkStart w:id="14" w:name="_Toc118646309"/>
+      <w:bookmarkStart w:id="12" w:name="__RefHeading___Toc1862_1830211148"/>
+      <w:bookmarkStart w:id="13" w:name="_Toc118646309"/>
       <w:r>
         <w:rPr>
           <w:rFonts w:ascii="Times New Roman" w:hAnsi="Times New Roman"/>
@@ -3427,8 +3405,8 @@
         </w:rPr>
         <w:t>Описание внутренних структур данных</w:t>
       </w:r>
+      <w:bookmarkEnd w:id="12"/>
       <w:bookmarkEnd w:id="13"/>
-      <w:bookmarkEnd w:id="14"/>
     </w:p>
     <w:p>
       <w:r>
@@ -3559,25 +3537,7 @@
                 <w:color w:val="333333"/>
                 <w:lang w:val="en-US"/>
               </w:rPr>
-              <w:t xml:space="preserve"> </w:t>
-            </w:r>
-            <w:proofErr w:type="gramStart"/>
-            <w:r>
-              <w:rPr>
-                <w:rFonts w:ascii="Consolas" w:hAnsi="Consolas"/>
-                <w:color w:val="333333"/>
-                <w:lang w:val="en-US"/>
-              </w:rPr>
-              <w:t>content[</w:t>
-            </w:r>
-            <w:proofErr w:type="gramEnd"/>
-            <w:r>
-              <w:rPr>
-                <w:rFonts w:ascii="Consolas" w:hAnsi="Consolas"/>
-                <w:color w:val="333333"/>
-                <w:lang w:val="en-US"/>
-              </w:rPr>
-              <w:t>STACK_SIZE];</w:t>
+              <w:t xml:space="preserve"> content[STACK_SIZE];</w:t>
             </w:r>
             <w:r>
               <w:rPr>
@@ -3651,7 +3611,6 @@
               </w:rPr>
               <w:t xml:space="preserve">    </w:t>
             </w:r>
-            <w:proofErr w:type="spellStart"/>
             <w:r>
               <w:rPr>
                 <w:rFonts w:ascii="Consolas" w:hAnsi="Consolas"/>
@@ -3661,45 +3620,19 @@
               </w:rPr>
               <w:t>int</w:t>
             </w:r>
-            <w:proofErr w:type="spellEnd"/>
-            <w:r>
-              <w:rPr>
-                <w:rFonts w:ascii="Consolas" w:hAnsi="Consolas"/>
-                <w:color w:val="333333"/>
-              </w:rPr>
-              <w:t xml:space="preserve"> </w:t>
-            </w:r>
-            <w:proofErr w:type="spellStart"/>
-            <w:proofErr w:type="gramStart"/>
-            <w:r>
-              <w:rPr>
-                <w:rFonts w:ascii="Consolas" w:hAnsi="Consolas"/>
-                <w:color w:val="333333"/>
-              </w:rPr>
-              <w:t>len</w:t>
-            </w:r>
-            <w:proofErr w:type="spellEnd"/>
-            <w:r>
-              <w:rPr>
-                <w:rFonts w:ascii="Consolas" w:hAnsi="Consolas"/>
-                <w:color w:val="333333"/>
-              </w:rPr>
-              <w:t xml:space="preserve">; </w:t>
-            </w:r>
-            <w:r>
-              <w:rPr>
-                <w:rFonts w:ascii="Consolas" w:hAnsi="Consolas"/>
-                <w:color w:val="333333"/>
-              </w:rPr>
-              <w:t xml:space="preserve">  </w:t>
-            </w:r>
-            <w:proofErr w:type="gramEnd"/>
-            <w:r>
-              <w:rPr>
-                <w:rFonts w:ascii="Consolas" w:hAnsi="Consolas"/>
-                <w:color w:val="333333"/>
-              </w:rPr>
-              <w:t xml:space="preserve">                </w:t>
+            <w:r>
+              <w:rPr>
+                <w:rFonts w:ascii="Consolas" w:hAnsi="Consolas"/>
+                <w:color w:val="333333"/>
+              </w:rPr>
+              <w:t xml:space="preserve"> len; </w:t>
+            </w:r>
+            <w:r>
+              <w:rPr>
+                <w:rFonts w:ascii="Consolas" w:hAnsi="Consolas"/>
+                <w:color w:val="333333"/>
+              </w:rPr>
+              <w:t xml:space="preserve">                  </w:t>
             </w:r>
             <w:r>
               <w:rPr>
@@ -3726,7 +3659,6 @@
               </w:rPr>
               <w:t xml:space="preserve">} </w:t>
             </w:r>
-            <w:proofErr w:type="spellStart"/>
             <w:r>
               <w:rPr>
                 <w:rFonts w:ascii="Consolas" w:hAnsi="Consolas"/>
@@ -3736,7 +3668,6 @@
               </w:rPr>
               <w:t>arr_stack_t</w:t>
             </w:r>
-            <w:proofErr w:type="spellEnd"/>
             <w:r>
               <w:rPr>
                 <w:rFonts w:ascii="Consolas" w:hAnsi="Consolas"/>
@@ -3820,7 +3751,6 @@
               </w:rPr>
               <w:t xml:space="preserve"> node </w:t>
             </w:r>
-            <w:proofErr w:type="spellStart"/>
             <w:r>
               <w:rPr>
                 <w:rFonts w:ascii="Consolas" w:hAnsi="Consolas"/>
@@ -3831,7 +3761,6 @@
               </w:rPr>
               <w:t>node_t</w:t>
             </w:r>
-            <w:proofErr w:type="spellEnd"/>
             <w:r>
               <w:rPr>
                 <w:rFonts w:ascii="Consolas" w:hAnsi="Consolas"/>
@@ -3907,7 +3836,6 @@
               <w:rPr>
                 <w:rFonts w:ascii="Consolas" w:hAnsi="Consolas"/>
                 <w:color w:val="333333"/>
-                <w:lang w:val="en-US"/>
               </w:rPr>
             </w:pPr>
             <w:r>
@@ -3932,11 +3860,9 @@
               <w:rPr>
                 <w:rFonts w:ascii="Consolas" w:hAnsi="Consolas"/>
                 <w:color w:val="333333"/>
-                <w:lang w:val="en-US"/>
               </w:rPr>
               <w:t xml:space="preserve"> </w:t>
             </w:r>
-            <w:proofErr w:type="gramStart"/>
             <w:r>
               <w:rPr>
                 <w:rFonts w:ascii="Consolas" w:hAnsi="Consolas"/>
@@ -3949,7 +3875,6 @@
               <w:rPr>
                 <w:rFonts w:ascii="Consolas" w:hAnsi="Consolas"/>
                 <w:color w:val="333333"/>
-                <w:lang w:val="en-US"/>
               </w:rPr>
               <w:t>;</w:t>
             </w:r>
@@ -3957,24 +3882,13 @@
               <w:rPr>
                 <w:rFonts w:ascii="Consolas" w:hAnsi="Consolas"/>
                 <w:color w:val="333333"/>
-                <w:lang w:val="en-US"/>
-              </w:rPr>
-              <w:t xml:space="preserve">   </w:t>
-            </w:r>
-            <w:proofErr w:type="gramEnd"/>
-            <w:r>
-              <w:rPr>
-                <w:rFonts w:ascii="Consolas" w:hAnsi="Consolas"/>
-                <w:color w:val="333333"/>
-                <w:lang w:val="en-US"/>
-              </w:rPr>
-              <w:t xml:space="preserve"> </w:t>
-            </w:r>
-            <w:r>
-              <w:rPr>
-                <w:rFonts w:ascii="Consolas" w:hAnsi="Consolas"/>
-                <w:color w:val="333333"/>
-                <w:lang w:val="en-US"/>
+              </w:rPr>
+              <w:t xml:space="preserve">    </w:t>
+            </w:r>
+            <w:r>
+              <w:rPr>
+                <w:rFonts w:ascii="Consolas" w:hAnsi="Consolas"/>
+                <w:color w:val="333333"/>
               </w:rPr>
               <w:t xml:space="preserve"> </w:t>
             </w:r>
@@ -3984,7 +3898,6 @@
                 <w:i/>
                 <w:iCs/>
                 <w:color w:val="999988"/>
-                <w:lang w:val="en-US"/>
               </w:rPr>
               <w:t xml:space="preserve">// </w:t>
             </w:r>
@@ -4003,7 +3916,6 @@
                 <w:i/>
                 <w:iCs/>
                 <w:color w:val="999988"/>
-                <w:lang w:val="en-US"/>
               </w:rPr>
               <w:t xml:space="preserve"> </w:t>
             </w:r>
@@ -4030,11 +3942,9 @@
               <w:rPr>
                 <w:rFonts w:ascii="Consolas" w:hAnsi="Consolas"/>
                 <w:color w:val="333333"/>
-                <w:lang w:val="en-US"/>
               </w:rPr>
               <w:t xml:space="preserve">    </w:t>
             </w:r>
-            <w:proofErr w:type="spellStart"/>
             <w:r>
               <w:rPr>
                 <w:rFonts w:ascii="Consolas" w:hAnsi="Consolas"/>
@@ -4044,7 +3954,6 @@
               </w:rPr>
               <w:t>node_t</w:t>
             </w:r>
-            <w:proofErr w:type="spellEnd"/>
             <w:r>
               <w:rPr>
                 <w:rFonts w:ascii="Consolas" w:hAnsi="Consolas"/>
@@ -4061,22 +3970,12 @@
               </w:rPr>
               <w:t>*</w:t>
             </w:r>
-            <w:proofErr w:type="spellStart"/>
-            <w:proofErr w:type="gramStart"/>
-            <w:r>
-              <w:rPr>
-                <w:rFonts w:ascii="Consolas" w:hAnsi="Consolas"/>
-                <w:color w:val="333333"/>
-              </w:rPr>
-              <w:t>next</w:t>
-            </w:r>
-            <w:proofErr w:type="spellEnd"/>
-            <w:r>
-              <w:rPr>
-                <w:rFonts w:ascii="Consolas" w:hAnsi="Consolas"/>
-                <w:color w:val="333333"/>
-              </w:rPr>
-              <w:t xml:space="preserve">; </w:t>
+            <w:r>
+              <w:rPr>
+                <w:rFonts w:ascii="Consolas" w:hAnsi="Consolas"/>
+                <w:color w:val="333333"/>
+              </w:rPr>
+              <w:t xml:space="preserve">next; </w:t>
             </w:r>
             <w:r>
               <w:rPr>
@@ -4092,17 +3991,7 @@
                 <w:iCs/>
                 <w:color w:val="999988"/>
               </w:rPr>
-              <w:t>/</w:t>
-            </w:r>
-            <w:proofErr w:type="gramEnd"/>
-            <w:r>
-              <w:rPr>
-                <w:rFonts w:ascii="Consolas" w:hAnsi="Consolas"/>
-                <w:i/>
-                <w:iCs/>
-                <w:color w:val="999988"/>
-              </w:rPr>
-              <w:t>/ Указатель на следующий узел</w:t>
+              <w:t>// Указатель на следующий узел</w:t>
             </w:r>
           </w:p>
           <w:p>
@@ -4141,7 +4030,6 @@
                 <w:color w:val="333333"/>
               </w:rPr>
             </w:pPr>
-            <w:proofErr w:type="spellStart"/>
             <w:r>
               <w:rPr>
                 <w:rFonts w:ascii="Consolas" w:hAnsi="Consolas"/>
@@ -4152,7 +4040,6 @@
               <w:lastRenderedPageBreak/>
               <w:t>typedef</w:t>
             </w:r>
-            <w:proofErr w:type="spellEnd"/>
             <w:r>
               <w:rPr>
                 <w:rFonts w:ascii="Consolas" w:hAnsi="Consolas"/>
@@ -4160,7 +4047,6 @@
               </w:rPr>
               <w:t xml:space="preserve"> </w:t>
             </w:r>
-            <w:proofErr w:type="spellStart"/>
             <w:r>
               <w:rPr>
                 <w:rFonts w:ascii="Consolas" w:hAnsi="Consolas"/>
@@ -4170,7 +4056,6 @@
               </w:rPr>
               <w:t>struct</w:t>
             </w:r>
-            <w:proofErr w:type="spellEnd"/>
           </w:p>
           <w:p>
             <w:pPr>
@@ -4205,7 +4090,6 @@
               </w:rPr>
               <w:t xml:space="preserve">    </w:t>
             </w:r>
-            <w:proofErr w:type="spellStart"/>
             <w:r>
               <w:rPr>
                 <w:rFonts w:ascii="Consolas" w:hAnsi="Consolas"/>
@@ -4215,7 +4099,6 @@
               </w:rPr>
               <w:t>node_t</w:t>
             </w:r>
-            <w:proofErr w:type="spellEnd"/>
             <w:r>
               <w:rPr>
                 <w:rFonts w:ascii="Consolas" w:hAnsi="Consolas"/>
@@ -4232,22 +4115,12 @@
               </w:rPr>
               <w:t>*</w:t>
             </w:r>
-            <w:proofErr w:type="spellStart"/>
-            <w:proofErr w:type="gramStart"/>
-            <w:r>
-              <w:rPr>
-                <w:rFonts w:ascii="Consolas" w:hAnsi="Consolas"/>
-                <w:color w:val="333333"/>
-              </w:rPr>
-              <w:t>top</w:t>
-            </w:r>
-            <w:proofErr w:type="spellEnd"/>
-            <w:r>
-              <w:rPr>
-                <w:rFonts w:ascii="Consolas" w:hAnsi="Consolas"/>
-                <w:color w:val="333333"/>
-              </w:rPr>
-              <w:t>;</w:t>
+            <w:r>
+              <w:rPr>
+                <w:rFonts w:ascii="Consolas" w:hAnsi="Consolas"/>
+                <w:color w:val="333333"/>
+              </w:rPr>
+              <w:t>top;</w:t>
             </w:r>
             <w:r>
               <w:rPr>
@@ -4270,17 +4143,7 @@
                 <w:iCs/>
                 <w:color w:val="999988"/>
               </w:rPr>
-              <w:t>/</w:t>
-            </w:r>
-            <w:proofErr w:type="gramEnd"/>
-            <w:r>
-              <w:rPr>
-                <w:rFonts w:ascii="Consolas" w:hAnsi="Consolas"/>
-                <w:i/>
-                <w:iCs/>
-                <w:color w:val="999988"/>
-              </w:rPr>
-              <w:t>/ Вершина стека-списка</w:t>
+              <w:t>// Вершина стека-списка</w:t>
             </w:r>
           </w:p>
           <w:p>
@@ -4299,7 +4162,6 @@
               </w:rPr>
               <w:t xml:space="preserve">    </w:t>
             </w:r>
-            <w:proofErr w:type="spellStart"/>
             <w:r>
               <w:rPr>
                 <w:rFonts w:ascii="Consolas" w:hAnsi="Consolas"/>
@@ -4309,45 +4171,19 @@
               </w:rPr>
               <w:t>int</w:t>
             </w:r>
-            <w:proofErr w:type="spellEnd"/>
-            <w:r>
-              <w:rPr>
-                <w:rFonts w:ascii="Consolas" w:hAnsi="Consolas"/>
-                <w:color w:val="333333"/>
-              </w:rPr>
-              <w:t xml:space="preserve"> </w:t>
-            </w:r>
-            <w:proofErr w:type="spellStart"/>
-            <w:proofErr w:type="gramStart"/>
-            <w:r>
-              <w:rPr>
-                <w:rFonts w:ascii="Consolas" w:hAnsi="Consolas"/>
-                <w:color w:val="333333"/>
-              </w:rPr>
-              <w:t>len</w:t>
-            </w:r>
-            <w:proofErr w:type="spellEnd"/>
-            <w:r>
-              <w:rPr>
-                <w:rFonts w:ascii="Consolas" w:hAnsi="Consolas"/>
-                <w:color w:val="333333"/>
-              </w:rPr>
-              <w:t xml:space="preserve">; </w:t>
-            </w:r>
-            <w:r>
-              <w:rPr>
-                <w:rFonts w:ascii="Consolas" w:hAnsi="Consolas"/>
-                <w:color w:val="333333"/>
-              </w:rPr>
-              <w:t xml:space="preserve">  </w:t>
-            </w:r>
-            <w:proofErr w:type="gramEnd"/>
-            <w:r>
-              <w:rPr>
-                <w:rFonts w:ascii="Consolas" w:hAnsi="Consolas"/>
-                <w:color w:val="333333"/>
-              </w:rPr>
-              <w:t xml:space="preserve">   </w:t>
+            <w:r>
+              <w:rPr>
+                <w:rFonts w:ascii="Consolas" w:hAnsi="Consolas"/>
+                <w:color w:val="333333"/>
+              </w:rPr>
+              <w:t xml:space="preserve"> len; </w:t>
+            </w:r>
+            <w:r>
+              <w:rPr>
+                <w:rFonts w:ascii="Consolas" w:hAnsi="Consolas"/>
+                <w:color w:val="333333"/>
+              </w:rPr>
+              <w:t xml:space="preserve">     </w:t>
             </w:r>
             <w:r>
               <w:rPr>
@@ -4374,7 +4210,6 @@
               </w:rPr>
               <w:t xml:space="preserve">} </w:t>
             </w:r>
-            <w:proofErr w:type="spellStart"/>
             <w:r>
               <w:rPr>
                 <w:rFonts w:ascii="Consolas" w:hAnsi="Consolas"/>
@@ -4384,7 +4219,6 @@
               </w:rPr>
               <w:t>list_stack_t</w:t>
             </w:r>
-            <w:proofErr w:type="spellEnd"/>
             <w:r>
               <w:rPr>
                 <w:rFonts w:ascii="Consolas" w:hAnsi="Consolas"/>
@@ -4509,7 +4343,6 @@
               </w:rPr>
               <w:t xml:space="preserve">    </w:t>
             </w:r>
-            <w:proofErr w:type="spellStart"/>
             <w:r>
               <w:rPr>
                 <w:rFonts w:ascii="Consolas" w:hAnsi="Consolas"/>
@@ -4520,7 +4353,6 @@
               </w:rPr>
               <w:t>node_t</w:t>
             </w:r>
-            <w:proofErr w:type="spellEnd"/>
             <w:r>
               <w:rPr>
                 <w:rFonts w:ascii="Consolas" w:hAnsi="Consolas"/>
@@ -4539,41 +4371,13 @@
               </w:rPr>
               <w:t>*</w:t>
             </w:r>
-            <w:proofErr w:type="spellStart"/>
-            <w:r>
-              <w:rPr>
-                <w:rFonts w:ascii="Consolas" w:hAnsi="Consolas"/>
-                <w:color w:val="333333"/>
-                <w:lang w:val="en-US"/>
-              </w:rPr>
-              <w:t>p_</w:t>
-            </w:r>
-            <w:proofErr w:type="gramStart"/>
-            <w:r>
-              <w:rPr>
-                <w:rFonts w:ascii="Consolas" w:hAnsi="Consolas"/>
-                <w:color w:val="333333"/>
-                <w:lang w:val="en-US"/>
-              </w:rPr>
-              <w:t>nodes</w:t>
-            </w:r>
-            <w:proofErr w:type="spellEnd"/>
-            <w:r>
-              <w:rPr>
-                <w:rFonts w:ascii="Consolas" w:hAnsi="Consolas"/>
-                <w:color w:val="333333"/>
-                <w:lang w:val="en-US"/>
-              </w:rPr>
-              <w:t>[</w:t>
-            </w:r>
-            <w:proofErr w:type="gramEnd"/>
-            <w:r>
-              <w:rPr>
-                <w:rFonts w:ascii="Consolas" w:hAnsi="Consolas"/>
-                <w:color w:val="333333"/>
-                <w:lang w:val="en-US"/>
-              </w:rPr>
-              <w:t xml:space="preserve">STACK_SIZE]; </w:t>
+            <w:r>
+              <w:rPr>
+                <w:rFonts w:ascii="Consolas" w:hAnsi="Consolas"/>
+                <w:color w:val="333333"/>
+                <w:lang w:val="en-US"/>
+              </w:rPr>
+              <w:t xml:space="preserve">p_nodes[STACK_SIZE]; </w:t>
             </w:r>
             <w:r>
               <w:rPr>
@@ -4620,7 +4424,6 @@
               </w:rPr>
               <w:t xml:space="preserve">    </w:t>
             </w:r>
-            <w:proofErr w:type="spellStart"/>
             <w:r>
               <w:rPr>
                 <w:rFonts w:ascii="Consolas" w:hAnsi="Consolas"/>
@@ -4630,45 +4433,19 @@
               </w:rPr>
               <w:t>int</w:t>
             </w:r>
-            <w:proofErr w:type="spellEnd"/>
-            <w:r>
-              <w:rPr>
-                <w:rFonts w:ascii="Consolas" w:hAnsi="Consolas"/>
-                <w:color w:val="333333"/>
-              </w:rPr>
-              <w:t xml:space="preserve"> </w:t>
-            </w:r>
-            <w:proofErr w:type="spellStart"/>
-            <w:proofErr w:type="gramStart"/>
-            <w:r>
-              <w:rPr>
-                <w:rFonts w:ascii="Consolas" w:hAnsi="Consolas"/>
-                <w:color w:val="333333"/>
-              </w:rPr>
-              <w:t>len</w:t>
-            </w:r>
-            <w:proofErr w:type="spellEnd"/>
-            <w:r>
-              <w:rPr>
-                <w:rFonts w:ascii="Consolas" w:hAnsi="Consolas"/>
-                <w:color w:val="333333"/>
-              </w:rPr>
-              <w:t xml:space="preserve">; </w:t>
-            </w:r>
-            <w:r>
-              <w:rPr>
-                <w:rFonts w:ascii="Consolas" w:hAnsi="Consolas"/>
-                <w:color w:val="333333"/>
-              </w:rPr>
-              <w:t xml:space="preserve">  </w:t>
-            </w:r>
-            <w:proofErr w:type="gramEnd"/>
-            <w:r>
-              <w:rPr>
-                <w:rFonts w:ascii="Consolas" w:hAnsi="Consolas"/>
-                <w:color w:val="333333"/>
-              </w:rPr>
-              <w:t xml:space="preserve">                   </w:t>
+            <w:r>
+              <w:rPr>
+                <w:rFonts w:ascii="Consolas" w:hAnsi="Consolas"/>
+                <w:color w:val="333333"/>
+              </w:rPr>
+              <w:t xml:space="preserve"> len; </w:t>
+            </w:r>
+            <w:r>
+              <w:rPr>
+                <w:rFonts w:ascii="Consolas" w:hAnsi="Consolas"/>
+                <w:color w:val="333333"/>
+              </w:rPr>
+              <w:t xml:space="preserve">                     </w:t>
             </w:r>
             <w:r>
               <w:rPr>
@@ -4695,7 +4472,6 @@
               </w:rPr>
               <w:t xml:space="preserve">} </w:t>
             </w:r>
-            <w:proofErr w:type="spellStart"/>
             <w:r>
               <w:rPr>
                 <w:rFonts w:ascii="Consolas" w:hAnsi="Consolas"/>
@@ -4705,7 +4481,6 @@
               </w:rPr>
               <w:t>p_node_t</w:t>
             </w:r>
-            <w:proofErr w:type="spellEnd"/>
             <w:r>
               <w:rPr>
                 <w:rFonts w:ascii="Consolas" w:hAnsi="Consolas"/>
@@ -4842,7 +4617,6 @@
               </w:rPr>
               <w:t xml:space="preserve"> </w:t>
             </w:r>
-            <w:proofErr w:type="spellStart"/>
             <w:r>
               <w:rPr>
                 <w:rFonts w:ascii="Consolas" w:hAnsi="Consolas"/>
@@ -4853,7 +4627,6 @@
               </w:rPr>
               <w:t>long</w:t>
             </w:r>
-            <w:proofErr w:type="spellEnd"/>
             <w:r>
               <w:rPr>
                 <w:rFonts w:ascii="Consolas" w:hAnsi="Consolas"/>
@@ -4878,16 +4651,7 @@
                 <w:color w:val="333333"/>
                 <w:lang w:val="en-US"/>
               </w:rPr>
-              <w:t xml:space="preserve"> </w:t>
-            </w:r>
-            <w:proofErr w:type="gramStart"/>
-            <w:r>
-              <w:rPr>
-                <w:rFonts w:ascii="Consolas" w:hAnsi="Consolas"/>
-                <w:color w:val="333333"/>
-                <w:lang w:val="en-US"/>
-              </w:rPr>
-              <w:t xml:space="preserve">time;  </w:t>
+              <w:t xml:space="preserve"> time;  </w:t>
             </w:r>
             <w:r>
               <w:rPr>
@@ -4897,18 +4661,7 @@
                 <w:color w:val="999988"/>
                 <w:lang w:val="en-US"/>
               </w:rPr>
-              <w:t>/</w:t>
-            </w:r>
-            <w:proofErr w:type="gramEnd"/>
-            <w:r>
-              <w:rPr>
-                <w:rFonts w:ascii="Consolas" w:hAnsi="Consolas"/>
-                <w:i/>
-                <w:iCs/>
-                <w:color w:val="999988"/>
-                <w:lang w:val="en-US"/>
-              </w:rPr>
-              <w:t xml:space="preserve">/ </w:t>
+              <w:t xml:space="preserve">// </w:t>
             </w:r>
             <w:r>
               <w:rPr>
@@ -4954,25 +4707,7 @@
                 <w:color w:val="333333"/>
                 <w:lang w:val="en-US"/>
               </w:rPr>
-              <w:t xml:space="preserve"> </w:t>
-            </w:r>
-            <w:proofErr w:type="gramStart"/>
-            <w:r>
-              <w:rPr>
-                <w:rFonts w:ascii="Consolas" w:hAnsi="Consolas"/>
-                <w:color w:val="333333"/>
-                <w:lang w:val="en-US"/>
-              </w:rPr>
-              <w:t xml:space="preserve">mem;   </w:t>
-            </w:r>
-            <w:proofErr w:type="gramEnd"/>
-            <w:r>
-              <w:rPr>
-                <w:rFonts w:ascii="Consolas" w:hAnsi="Consolas"/>
-                <w:color w:val="333333"/>
-                <w:lang w:val="en-US"/>
-              </w:rPr>
-              <w:t xml:space="preserve"> </w:t>
+              <w:t xml:space="preserve"> mem;    </w:t>
             </w:r>
             <w:r>
               <w:rPr>
@@ -5036,25 +4771,7 @@
                 <w:color w:val="333333"/>
                 <w:lang w:val="en-US"/>
               </w:rPr>
-              <w:t xml:space="preserve"> </w:t>
-            </w:r>
-            <w:proofErr w:type="gramStart"/>
-            <w:r>
-              <w:rPr>
-                <w:rFonts w:ascii="Consolas" w:hAnsi="Consolas"/>
-                <w:color w:val="333333"/>
-                <w:lang w:val="en-US"/>
-              </w:rPr>
-              <w:t>expr[</w:t>
-            </w:r>
-            <w:proofErr w:type="gramEnd"/>
-            <w:r>
-              <w:rPr>
-                <w:rFonts w:ascii="Consolas" w:hAnsi="Consolas"/>
-                <w:color w:val="333333"/>
-                <w:lang w:val="en-US"/>
-              </w:rPr>
-              <w:t xml:space="preserve">EXPR_LEN </w:t>
+              <w:t xml:space="preserve"> expr[EXPR_LEN </w:t>
             </w:r>
             <w:r>
               <w:rPr>
@@ -5125,25 +4842,7 @@
                 <w:color w:val="333333"/>
                 <w:lang w:val="en-US"/>
               </w:rPr>
-              <w:t xml:space="preserve">} </w:t>
-            </w:r>
-            <w:proofErr w:type="spellStart"/>
-            <w:r>
-              <w:rPr>
-                <w:rFonts w:ascii="Consolas" w:hAnsi="Consolas"/>
-                <w:color w:val="333333"/>
-                <w:lang w:val="en-US"/>
-              </w:rPr>
-              <w:t>measurement_table</w:t>
-            </w:r>
-            <w:proofErr w:type="spellEnd"/>
-            <w:r>
-              <w:rPr>
-                <w:rFonts w:ascii="Consolas" w:hAnsi="Consolas"/>
-                <w:color w:val="333333"/>
-                <w:lang w:val="en-US"/>
-              </w:rPr>
-              <w:t>;</w:t>
+              <w:t>} measurement_table;</w:t>
             </w:r>
           </w:p>
         </w:tc>
@@ -5166,7 +4865,7 @@
           <w:szCs w:val="28"/>
         </w:rPr>
       </w:pPr>
-      <w:bookmarkStart w:id="15" w:name="_Toc118646310"/>
+      <w:bookmarkStart w:id="14" w:name="_Toc118646310"/>
       <w:r>
         <w:rPr>
           <w:rFonts w:ascii="Times New Roman" w:hAnsi="Times New Roman"/>
@@ -5175,7 +4874,7 @@
         </w:rPr>
         <w:t>Описание алгоритма работы</w:t>
       </w:r>
-      <w:bookmarkEnd w:id="15"/>
+      <w:bookmarkEnd w:id="14"/>
     </w:p>
     <w:p>
       <w:pPr>
@@ -5223,7 +4922,7 @@
           <w:szCs w:val="28"/>
         </w:rPr>
       </w:pPr>
-      <w:bookmarkStart w:id="16" w:name="_Toc118646311"/>
+      <w:bookmarkStart w:id="15" w:name="_Toc118646311"/>
       <w:r>
         <w:rPr>
           <w:rFonts w:ascii="Times New Roman" w:hAnsi="Times New Roman"/>
@@ -5232,7 +4931,7 @@
         </w:rPr>
         <w:t>Тестовые случаи</w:t>
       </w:r>
-      <w:bookmarkEnd w:id="16"/>
+      <w:bookmarkEnd w:id="15"/>
     </w:p>
     <w:p>
       <w:pPr>
@@ -5389,7 +5088,7 @@
           <w:szCs w:val="28"/>
         </w:rPr>
       </w:pPr>
-      <w:bookmarkStart w:id="17" w:name="_Toc118646312"/>
+      <w:bookmarkStart w:id="16" w:name="_Toc118646312"/>
       <w:r>
         <w:rPr>
           <w:rFonts w:ascii="Times New Roman" w:hAnsi="Times New Roman"/>
@@ -5414,7 +5113,7 @@
         </w:rPr>
         <w:t>стеков при разных строках-выражениях</w:t>
       </w:r>
-      <w:bookmarkEnd w:id="17"/>
+      <w:bookmarkEnd w:id="16"/>
     </w:p>
     <w:p>
       <w:r>
@@ -5546,7 +5245,7 @@
           </w:tcPr>
           <w:p>
             <w:r>
-              <w:t>17</w:t>
+              <w:t>36</w:t>
             </w:r>
           </w:p>
         </w:tc>
@@ -5556,7 +5255,7 @@
           </w:tcPr>
           <w:p>
             <w:r>
-              <w:t>34</w:t>
+              <w:t>69</w:t>
             </w:r>
           </w:p>
         </w:tc>
@@ -5618,7 +5317,6 @@
               </w:rPr>
               <w:t>+</w:t>
             </w:r>
-            <w:proofErr w:type="gramStart"/>
             <w:r>
               <w:rPr>
                 <w:rFonts w:ascii="Consolas" w:hAnsi="Consolas"/>
@@ -5639,7 +5337,6 @@
               </w:rPr>
               <w:t>*</w:t>
             </w:r>
-            <w:proofErr w:type="gramEnd"/>
             <w:r>
               <w:rPr>
                 <w:rFonts w:ascii="Consolas" w:hAnsi="Consolas"/>
@@ -5737,7 +5434,7 @@
           </w:tcPr>
           <w:p>
             <w:r>
-              <w:t>80</w:t>
+              <w:t>196</w:t>
             </w:r>
           </w:p>
         </w:tc>
@@ -5747,7 +5444,7 @@
           </w:tcPr>
           <w:p>
             <w:r>
-              <w:t>242</w:t>
+              <w:t>411</w:t>
             </w:r>
           </w:p>
         </w:tc>
@@ -5809,7 +5506,6 @@
               </w:rPr>
               <w:t>+</w:t>
             </w:r>
-            <w:proofErr w:type="gramStart"/>
             <w:r>
               <w:rPr>
                 <w:rFonts w:ascii="Consolas" w:hAnsi="Consolas"/>
@@ -5830,7 +5526,6 @@
               </w:rPr>
               <w:t>*</w:t>
             </w:r>
-            <w:proofErr w:type="gramEnd"/>
             <w:r>
               <w:rPr>
                 <w:rFonts w:ascii="Consolas" w:hAnsi="Consolas"/>
@@ -5928,7 +5623,7 @@
           </w:tcPr>
           <w:p>
             <w:r>
-              <w:t>95</w:t>
+              <w:t>273</w:t>
             </w:r>
           </w:p>
         </w:tc>
@@ -5938,7 +5633,7 @@
           </w:tcPr>
           <w:p>
             <w:r>
-              <w:t>300</w:t>
+              <w:t>571</w:t>
             </w:r>
           </w:p>
         </w:tc>
@@ -6000,7 +5695,6 @@
               </w:rPr>
               <w:t>+</w:t>
             </w:r>
-            <w:proofErr w:type="gramStart"/>
             <w:r>
               <w:rPr>
                 <w:rFonts w:ascii="Consolas" w:hAnsi="Consolas"/>
@@ -6021,7 +5715,6 @@
               </w:rPr>
               <w:t>*</w:t>
             </w:r>
-            <w:proofErr w:type="gramEnd"/>
             <w:r>
               <w:rPr>
                 <w:rFonts w:ascii="Consolas" w:hAnsi="Consolas"/>
@@ -6159,7 +5852,7 @@
           </w:tcPr>
           <w:p>
             <w:r>
-              <w:t>166</w:t>
+              <w:t>279</w:t>
             </w:r>
           </w:p>
         </w:tc>
@@ -6169,7 +5862,7 @@
           </w:tcPr>
           <w:p>
             <w:r>
-              <w:t>398</w:t>
+              <w:t>811</w:t>
             </w:r>
           </w:p>
         </w:tc>
@@ -6648,7 +6341,7 @@
           </w:tcPr>
           <w:p>
             <w:r>
-              <w:t>195</w:t>
+              <w:t>776</w:t>
             </w:r>
           </w:p>
         </w:tc>
@@ -6658,8 +6351,10 @@
           </w:tcPr>
           <w:p>
             <w:r>
-              <w:t>631</w:t>
-            </w:r>
+              <w:t>950</w:t>
+            </w:r>
+            <w:bookmarkStart w:id="17" w:name="_GoBack"/>
+            <w:bookmarkEnd w:id="17"/>
           </w:p>
         </w:tc>
         <w:tc>
